--- a/guess-what/unit-6-hobbies/worksheets/worksheet-B.docx
+++ b/guess-what/unit-6-hobbies/worksheets/worksheet-B.docx
@@ -655,7 +655,7 @@
           <w:i w:val="0"/>
           <w:sz w:val="22"/>
         </w:rPr>
-        <w:t xml:space="preserve">  Bobur ________ films on Mondays.</w:t>
+        <w:t xml:space="preserve">  Bobur ________ movies on Mondays.</w:t>
       </w:r>
     </w:p>
     <w:p>
@@ -911,7 +911,7 @@
                 <w:i w:val="0"/>
                 <w:sz w:val="22"/>
               </w:rPr>
-              <w:t>On Saturdays he plays table tennis with his brother. Dilshod has a healthy diet. His favourite drink is apple juice!</w:t>
+              <w:t>On Saturdays he plays ping-pong with his brother. Dilshod has a healthy diet. His favorite drink is apple juice!</w:t>
             </w:r>
           </w:p>
         </w:tc>
@@ -1004,7 +1004,7 @@
           <w:i w:val="0"/>
           <w:sz w:val="22"/>
         </w:rPr>
-        <w:t xml:space="preserve">  Does he play table tennis on Sundays?</w:t>
+        <w:t xml:space="preserve">  Does he play ping-pong on Sundays?</w:t>
       </w:r>
     </w:p>
     <w:p>
@@ -1036,7 +1036,7 @@
           <w:i w:val="0"/>
           <w:sz w:val="24"/>
         </w:rPr>
-        <w:t xml:space="preserve">  Write about your favourite sport or hobby.</w:t>
+        <w:t xml:space="preserve">  Write about your favorite sport or hobby.</w:t>
       </w:r>
     </w:p>
     <w:tbl>
@@ -1083,7 +1083,7 @@
                 <w:i w:val="0"/>
                 <w:sz w:val="22"/>
               </w:rPr>
-              <w:t>My favourite sport is ___ .</w:t>
+              <w:t>My favorite sport is ___ .</w:t>
             </w:r>
           </w:p>
           <w:p>
